--- a/30_Fachprojekt/34_Laborversuch/Anleitung_Metallguss_Entwurf.docx
+++ b/30_Fachprojekt/34_Laborversuch/Anleitung_Metallguss_Entwurf.docx
@@ -4158,7 +4158,7 @@
                 <w:sz w:val="20"/>
                 <w:szCs w:val="20"/>
               </w:rPr>
-              <w:t xml:space="preserve"> aus V3 mit dem gewogenen Wert m</w:t>
+              <w:t xml:space="preserve"> aus V2 mit dem gewogenen Wert m</w:t>
             </w:r>
             <w:r>
               <w:rPr>
@@ -4699,24 +4699,7 @@
                 <w:sz w:val="20"/>
                 <w:szCs w:val="20"/>
               </w:rPr>
-              <w:t xml:space="preserve">Gießen beenden, sobald Metall im Steiger sichtbar ansteigt. Die Gießzeit t</w:t>
-            </w:r>
-            <w:r>
-              <w:rPr>
-                <w:rFonts w:ascii="Arial" w:cs="Arial" w:eastAsia="Arial" w:hAnsi="Arial"/>
-                <w:sz w:val="20"/>
-                <w:szCs w:val="20"/>
-                <w:vertAlign w:val="subscript"/>
-              </w:rPr>
-              <w:t xml:space="preserve">G</w:t>
-            </w:r>
-            <w:r>
-              <w:rPr>
-                <w:rFonts w:ascii="Arial" w:cs="Arial" w:eastAsia="Arial" w:hAnsi="Arial"/>
-                <w:sz w:val="20"/>
-                <w:szCs w:val="20"/>
-              </w:rPr>
-              <w:t xml:space="preserve"> stoppt eine zweite Person.</w:t>
+              <w:t xml:space="preserve">Gießen beenden, sobald Metall im Steiger sichtbar ansteigt.</w:t>
             </w:r>
           </w:p>
         </w:tc>
